--- a/파이썬-심화-데이터분석/02_함수형파이썬_정리본.docx
+++ b/파이썬-심화-데이터분석/02_함수형파이썬_정리본.docx
@@ -2839,476 +2839,6 @@
       </w:pPr>
       <w:r>
         <w:t xml:space="preserve"/>
-      </w:r>
-    </w:p>
-    <w:p>
-      <w:pPr>
-        <w:pStyle w:val="Heading2"/>
-      </w:pPr>
-      <w:r>
-        <w:t xml:space="preserve">확인 퀴즈</w:t>
-      </w:r>
-    </w:p>
-    <w:p>
-      <w:pPr>
-        <w:pStyle w:val="ListParagraph"/>
-        <w:numPr>
-          <w:ilvl w:val="0"/>
-          <w:numId w:val="3"/>
-        </w:numPr>
-        <w:spacing w:after="80" w:line="264"/>
-      </w:pPr>
-      <w:r>
-        <w:t xml:space="preserve">클로저 성립 3조건을 쓰시오.</w:t>
-      </w:r>
-    </w:p>
-    <w:p>
-      <w:pPr>
-        <w:pStyle w:val="ListParagraph"/>
-        <w:numPr>
-          <w:ilvl w:val="0"/>
-          <w:numId w:val="3"/>
-        </w:numPr>
-        <w:spacing w:after="80" w:line="264"/>
-      </w:pPr>
-      <w:r>
-        <w:t xml:space="preserve">return inner 와 return inner() 의 차이는?</w:t>
-      </w:r>
-    </w:p>
-    <w:p>
-      <w:pPr>
-        <w:pStyle w:val="ListParagraph"/>
-        <w:numPr>
-          <w:ilvl w:val="0"/>
-          <w:numId w:val="3"/>
-        </w:numPr>
-        <w:spacing w:after="80" w:line="264"/>
-      </w:pPr>
-      <w:r>
-        <w:t xml:space="preserve">중첩 함수에서 바깥 변수 count에 count += 1을 하려면 무엇이 필요하며, 없으면 무슨 에러가 나는가?</w:t>
-      </w:r>
-    </w:p>
-    <w:p>
-      <w:pPr>
-        <w:pStyle w:val="ListParagraph"/>
-        <w:numPr>
-          <w:ilvl w:val="0"/>
-          <w:numId w:val="3"/>
-        </w:numPr>
-        <w:spacing w:after="80" w:line="264"/>
-      </w:pPr>
-      <w:r>
-        <w:t xml:space="preserve">[lambda: i for i in range(3)] 를 모두 호출하면 결과가 [0,1,2]가 아니라 무엇이며, 왜인가? 해결법은?</w:t>
-      </w:r>
-    </w:p>
-    <w:p>
-      <w:pPr>
-        <w:pStyle w:val="ListParagraph"/>
-        <w:numPr>
-          <w:ilvl w:val="0"/>
-          <w:numId w:val="3"/>
-        </w:numPr>
-        <w:spacing w:after="80" w:line="264"/>
-      </w:pPr>
-      <w:r>
-        <w:t xml:space="preserve">@add_log 는 어떤 코드의 축약인가?</w:t>
-      </w:r>
-    </w:p>
-    <w:p>
-      <w:pPr>
-        <w:pStyle w:val="ListParagraph"/>
-        <w:numPr>
-          <w:ilvl w:val="0"/>
-          <w:numId w:val="3"/>
-        </w:numPr>
-        <w:spacing w:after="80" w:line="264"/>
-      </w:pPr>
-      <w:r>
-        <w:t xml:space="preserve">데코레이터 wrapper에 *args, **kwargs 와 return result 가 없으면 각각 무슨 문제가 생기는가?</w:t>
-      </w:r>
-    </w:p>
-    <w:p>
-      <w:pPr>
-        <w:pStyle w:val="ListParagraph"/>
-        <w:numPr>
-          <w:ilvl w:val="0"/>
-          <w:numId w:val="3"/>
-        </w:numPr>
-        <w:spacing w:after="80" w:line="264"/>
-      </w:pPr>
-      <w:r>
-        <w:t xml:space="preserve">@wraps(func)를 붙이는 이유는?</w:t>
-      </w:r>
-    </w:p>
-    <w:p>
-      <w:pPr>
-        <w:pStyle w:val="ListParagraph"/>
-        <w:numPr>
-          <w:ilvl w:val="0"/>
-          <w:numId w:val="3"/>
-        </w:numPr>
-        <w:spacing w:after="80" w:line="264"/>
-      </w:pPr>
-      <w:r>
-        <w:t xml:space="preserve">인자를 받는 데코레이터(예: @retry(3))는 함수가 몇 겹으로 중첩되는가?</w:t>
-      </w:r>
-    </w:p>
-    <w:p>
-      <w:pPr>
-        <w:pStyle w:val="ListParagraph"/>
-        <w:numPr>
-          <w:ilvl w:val="0"/>
-          <w:numId w:val="3"/>
-        </w:numPr>
-        <w:spacing w:after="80" w:line="264"/>
-      </w:pPr>
-      <w:r>
-        <w:t xml:space="preserve">@lru_cache에 리스트를 인자로 넘기면 왜 문제가 되는가?</w:t>
-      </w:r>
-    </w:p>
-    <w:p>
-      <w:pPr>
-        <w:pStyle w:val="ListParagraph"/>
-        <w:numPr>
-          <w:ilvl w:val="0"/>
-          <w:numId w:val="3"/>
-        </w:numPr>
-        <w:spacing w:after="80" w:line="264"/>
-      </w:pPr>
-      <w:r>
-        <w:t xml:space="preserve">partial과 reduce는 각각 무엇을 하는가?</w:t>
-      </w:r>
-    </w:p>
-    <w:p>
-      <w:r>
-        <w:br w:type="page"/>
-      </w:r>
-    </w:p>
-    <w:p>
-      <w:pPr>
-        <w:pStyle w:val="Heading1"/>
-      </w:pPr>
-      <w:r>
-        <w:t xml:space="preserve">정답 및 해설</w:t>
-      </w:r>
-    </w:p>
-    <w:p>
-      <w:pPr>
-        <w:shd w:fill="E2EFDA" w:val="clear"/>
-        <w:spacing w:after="100" w:line="264"/>
-      </w:pPr>
-      <w:r>
-        <w:rPr>
-          <w:b/>
-          <w:bCs/>
-          <w:color w:val="375623"/>
-        </w:rPr>
-        <w:t xml:space="preserve">1. </w:t>
-      </w:r>
-      <w:r>
-        <w:rPr>
-          <w:b/>
-          <w:bCs/>
-        </w:rPr>
-        <w:t xml:space="preserve">① 중첩 함수 정의, ② 바깥 변수 참조, ③ 내부 함수 반환</w:t>
-      </w:r>
-      <w:r>
-        <w:t xml:space="preserve">.</w:t>
-      </w:r>
-    </w:p>
-    <w:p>
-      <w:pPr>
-        <w:shd w:fill="E2EFDA" w:val="clear"/>
-        <w:spacing w:after="100" w:line="264"/>
-      </w:pPr>
-      <w:r>
-        <w:rPr>
-          <w:b/>
-          <w:bCs/>
-          <w:color w:val="375623"/>
-        </w:rPr>
-        <w:t xml:space="preserve">2. </w:t>
-      </w:r>
-      <w:r>
-        <w:rPr>
-          <w:b/>
-          <w:bCs/>
-        </w:rPr>
-        <w:t xml:space="preserve">return inner = 함수 객체 자체 반환(클로저)</w:t>
-      </w:r>
-      <w:r>
-        <w:t xml:space="preserve">, </w:t>
-      </w:r>
-      <w:r>
-        <w:rPr>
-          <w:b/>
-          <w:bCs/>
-        </w:rPr>
-        <w:t xml:space="preserve">return inner() = 즉시 실행한 결과값 반환</w:t>
-      </w:r>
-      <w:r>
-        <w:t xml:space="preserve">.</w:t>
-      </w:r>
-    </w:p>
-    <w:p>
-      <w:pPr>
-        <w:shd w:fill="E2EFDA" w:val="clear"/>
-        <w:spacing w:after="100" w:line="264"/>
-      </w:pPr>
-      <w:r>
-        <w:rPr>
-          <w:b/>
-          <w:bCs/>
-          <w:color w:val="375623"/>
-        </w:rPr>
-        <w:t xml:space="preserve">3. </w:t>
-      </w:r>
-      <w:r>
-        <w:rPr>
-          <w:b/>
-          <w:bCs/>
-        </w:rPr>
-        <w:t xml:space="preserve">nonlocal count</w:t>
-      </w:r>
-      <w:r>
-        <w:t xml:space="preserve"> 선언이 필요. 없으면 count가 지역 변수로 판정되어 </w:t>
-      </w:r>
-      <w:r>
-        <w:rPr>
-          <w:b/>
-          <w:bCs/>
-        </w:rPr>
-        <w:t xml:space="preserve">UnboundLocalError</w:t>
-      </w:r>
-      <w:r>
-        <w:t xml:space="preserve">.</w:t>
-      </w:r>
-    </w:p>
-    <w:p>
-      <w:pPr>
-        <w:shd w:fill="E2EFDA" w:val="clear"/>
-        <w:spacing w:after="100" w:line="264"/>
-      </w:pPr>
-      <w:r>
-        <w:rPr>
-          <w:b/>
-          <w:bCs/>
-          <w:color w:val="375623"/>
-        </w:rPr>
-        <w:t xml:space="preserve">4. </w:t>
-      </w:r>
-      <w:r>
-        <w:rPr>
-          <w:b/>
-          <w:bCs/>
-        </w:rPr>
-        <w:t xml:space="preserve">[2, 2, 2]</w:t>
-      </w:r>
-      <w:r>
-        <w:t xml:space="preserve">. 클로저가 자유 변수를 </w:t>
-      </w:r>
-      <w:r>
-        <w:rPr>
-          <w:b/>
-          <w:bCs/>
-        </w:rPr>
-        <w:t xml:space="preserve">호출 시점에 평가</w:t>
-      </w:r>
-      <w:r>
-        <w:t xml:space="preserve">해 루프 종료 후 i=2를 참조. 해결: </w:t>
-      </w:r>
-      <w:r>
-        <w:rPr>
-          <w:b/>
-          <w:bCs/>
-        </w:rPr>
-        <w:t xml:space="preserve">lambda i=i</w:t>
-      </w:r>
-      <w:r>
-        <w:t xml:space="preserve">로 정의 시점 값 고정.</w:t>
-      </w:r>
-    </w:p>
-    <w:p>
-      <w:pPr>
-        <w:shd w:fill="E2EFDA" w:val="clear"/>
-        <w:spacing w:after="100" w:line="264"/>
-      </w:pPr>
-      <w:r>
-        <w:rPr>
-          <w:b/>
-          <w:bCs/>
-          <w:color w:val="375623"/>
-        </w:rPr>
-        <w:t xml:space="preserve">5. </w:t>
-      </w:r>
-      <w:r>
-        <w:rPr>
-          <w:b/>
-          <w:bCs/>
-        </w:rPr>
-        <w:t xml:space="preserve">say_hello = add_log(say_hello)</w:t>
-      </w:r>
-      <w:r>
-        <w:t xml:space="preserve"> (반환된 wrapper를 원래 이름에 재대입).</w:t>
-      </w:r>
-    </w:p>
-    <w:p>
-      <w:pPr>
-        <w:shd w:fill="E2EFDA" w:val="clear"/>
-        <w:spacing w:after="100" w:line="264"/>
-      </w:pPr>
-      <w:r>
-        <w:rPr>
-          <w:b/>
-          <w:bCs/>
-          <w:color w:val="375623"/>
-        </w:rPr>
-        <w:t xml:space="preserve">6. </w:t>
-      </w:r>
-      <w:r>
-        <w:t xml:space="preserve">*args/</w:t>
-      </w:r>
-      <w:r>
-        <w:rPr>
-          <w:b/>
-          <w:bCs/>
-        </w:rPr>
-        <w:t xml:space="preserve">kwargs 없으면 </w:t>
-      </w:r>
-      <w:r>
-        <w:t xml:space="preserve">인자 있는 함수에서 TypeError</w:t>
-      </w:r>
-      <w:r>
-        <w:rPr>
-          <w:b/>
-          <w:bCs/>
-        </w:rPr>
-        <w:t xml:space="preserve">, return result 없으면 </w:t>
-      </w:r>
-      <w:r>
-        <w:t xml:space="preserve">호출 결과가 None**.</w:t>
-      </w:r>
-    </w:p>
-    <w:p>
-      <w:pPr>
-        <w:shd w:fill="E2EFDA" w:val="clear"/>
-        <w:spacing w:after="100" w:line="264"/>
-      </w:pPr>
-      <w:r>
-        <w:rPr>
-          <w:b/>
-          <w:bCs/>
-          <w:color w:val="375623"/>
-        </w:rPr>
-        <w:t xml:space="preserve">7. </w:t>
-      </w:r>
-      <w:r>
-        <w:t xml:space="preserve">감싸면 __name__이 'wrapper'로 바뀌므로, </w:t>
-      </w:r>
-      <w:r>
-        <w:rPr>
-          <w:b/>
-          <w:bCs/>
-        </w:rPr>
-        <w:t xml:space="preserve">원본의 이름·독스트링(메타데이터)을 보존</w:t>
-      </w:r>
-      <w:r>
-        <w:t xml:space="preserve">하기 위해.</w:t>
-      </w:r>
-    </w:p>
-    <w:p>
-      <w:pPr>
-        <w:shd w:fill="E2EFDA" w:val="clear"/>
-        <w:spacing w:after="100" w:line="264"/>
-      </w:pPr>
-      <w:r>
-        <w:rPr>
-          <w:b/>
-          <w:bCs/>
-          <w:color w:val="375623"/>
-        </w:rPr>
-        <w:t xml:space="preserve">8. </w:t>
-      </w:r>
-      <w:r>
-        <w:rPr>
-          <w:b/>
-          <w:bCs/>
-        </w:rPr>
-        <w:t xml:space="preserve">3겹</w:t>
-      </w:r>
-      <w:r>
-        <w:t xml:space="preserve"> (retry → decorator → wrapper).</w:t>
-      </w:r>
-    </w:p>
-    <w:p>
-      <w:pPr>
-        <w:shd w:fill="E2EFDA" w:val="clear"/>
-        <w:spacing w:after="100" w:line="264"/>
-      </w:pPr>
-      <w:r>
-        <w:rPr>
-          <w:b/>
-          <w:bCs/>
-          <w:color w:val="375623"/>
-        </w:rPr>
-        <w:t xml:space="preserve">9. </w:t>
-      </w:r>
-      <w:r>
-        <w:t xml:space="preserve">캐시 키는 인자인데 </w:t>
-      </w:r>
-      <w:r>
-        <w:rPr>
-          <w:b/>
-          <w:bCs/>
-        </w:rPr>
-        <w:t xml:space="preserve">리스트는 hashable하지 않아</w:t>
-      </w:r>
-      <w:r>
-        <w:t xml:space="preserve"> 키가 될 수 없어 </w:t>
-      </w:r>
-      <w:r>
-        <w:rPr>
-          <w:b/>
-          <w:bCs/>
-        </w:rPr>
-        <w:t xml:space="preserve">TypeError</w:t>
-      </w:r>
-      <w:r>
-        <w:t xml:space="preserve">.</w:t>
-      </w:r>
-    </w:p>
-    <w:p>
-      <w:pPr>
-        <w:shd w:fill="E2EFDA" w:val="clear"/>
-        <w:spacing w:after="100" w:line="264"/>
-      </w:pPr>
-      <w:r>
-        <w:rPr>
-          <w:b/>
-          <w:bCs/>
-          <w:color w:val="375623"/>
-        </w:rPr>
-        <w:t xml:space="preserve">10. </w:t>
-      </w:r>
-      <w:r>
-        <w:rPr>
-          <w:b/>
-          <w:bCs/>
-        </w:rPr>
-        <w:t xml:space="preserve">partial = 인자 일부를 미리 고정해 특화 함수 생성</w:t>
-      </w:r>
-      <w:r>
-        <w:t xml:space="preserve">, </w:t>
-      </w:r>
-      <w:r>
-        <w:rPr>
-          <w:b/>
-          <w:bCs/>
-        </w:rPr>
-        <w:t xml:space="preserve">reduce = 시퀀스를 왼쪽부터 둘씩 접어 하나로 누적</w:t>
-      </w:r>
-      <w:r>
-        <w:t xml:space="preserve">.</w:t>
       </w:r>
     </w:p>
     <w:sectPr>
